--- a/Rapports_mensuels/Mois2026_01/ipc_note_10_fr_2026_01.docx
+++ b/Rapports_mensuels/Mois2026_01/ipc_note_10_fr_2026_01.docx
@@ -39,7 +39,7 @@
         <w:pStyle w:val="ipccorps"/>
       </w:pPr>
       <w:r>
-        <w:t xml:space="preserve">La variation mensuelle de l’indice des produits non alimentaires a stagné suite à la stagnation des prix des divisions suivantes: des «Meubles, Articles De Menage Et Entretien Courant Du Foyer», des «Santé», des «Communications» et de «l’Enseignement».Aussi la hausse des «Biens Et Services Divers» de 1.8 %, des «Restaurants Et Hotels» de 0.4 %, des «Articles D’Habillement Et Chaussures», des «Logement, Eau, Gaz et Electricite Et Autres Combustibles» de 0.1 % et la baisse des «Transports» de -1.7 %, des «Loisirs Et Culture» de -0.1 % n’ont pas impacté l’évolution générale.</w:t>
+        <w:t xml:space="preserve">La variation mensuelle de l’indice des produits non alimentaires a stagné suite à la stagnation des prix des divisions suivantes: des «Meubles, Articles De Menage Et Entretien Courant Du Foyer», des «Santé», des «Communications» et de «l’Enseignement».Aussi la hausse des prix des «Biens Et Services Divers» de 1.8 %, des «Restaurants Et Hotels» de 0.4 %, des «Articles D’Habillement Et Chaussures», des «Logement, Eau, Gaz et Electricite Et Autres Combustibles» de 0.1 % et la baisse des prix des «Transports» de -1.7 %, des «Loisirs Et Culture» de -0.1 % n’ont pas impacté l’évolution générale.</w:t>
       </w:r>
     </w:p>
     <w:p>
@@ -77,7 +77,7 @@
         <w:pStyle w:val="ipccorps"/>
       </w:pPr>
       <w:r>
-        <w:t xml:space="preserve">Par ailleurs, la variation annuelle de l’indice des produits non alimentaires a augmenté de 0.9%.</w:t>
+        <w:t xml:space="preserve">Par ailleurs, la variation annuelle de l’indice des produits non alimentaires a augmenté de 0.9%. Alors que la variation des prix des divisions qui constituent les produits non alimentaires a fluctué entre une diminution de la division des «Transports» de -3.3 % et une augumentation de la division des «Biens Et Services Divers» de 6.7 %</w:t>
       </w:r>
     </w:p>
     <w:p>
@@ -1091,7 +1091,7 @@
                 <w:szCs w:val="16"/>
                 <w:color w:val="000000"/>
               </w:rPr>
-              <w:t xml:space="preserve">39,009</w:t>
+              <w:t xml:space="preserve">36,115</w:t>
             </w:r>
           </w:p>
         </w:tc>
@@ -1145,7 +1145,7 @@
                 <w:szCs w:val="16"/>
                 <w:color w:val="000000"/>
               </w:rPr>
-              <w:t xml:space="preserve">132,1</w:t>
+              <w:t xml:space="preserve">131,0</w:t>
             </w:r>
           </w:p>
         </w:tc>
@@ -1199,7 +1199,7 @@
                 <w:szCs w:val="16"/>
                 <w:color w:val="000000"/>
               </w:rPr>
-              <w:t xml:space="preserve">130,3</w:t>
+              <w:t xml:space="preserve">131,0</w:t>
             </w:r>
           </w:p>
         </w:tc>
@@ -1253,7 +1253,7 @@
                 <w:szCs w:val="16"/>
                 <w:color w:val="000000"/>
               </w:rPr>
-              <w:t xml:space="preserve">128,6</w:t>
+              <w:t xml:space="preserve">129,2</w:t>
             </w:r>
           </w:p>
         </w:tc>
@@ -1307,7 +1307,7 @@
                 <w:szCs w:val="16"/>
                 <w:color w:val="000000"/>
               </w:rPr>
-              <w:t xml:space="preserve">128,2</w:t>
+              <w:t xml:space="preserve">128,3</w:t>
             </w:r>
           </w:p>
         </w:tc>
@@ -1361,7 +1361,7 @@
                 <w:szCs w:val="16"/>
                 <w:color w:val="000000"/>
               </w:rPr>
-              <w:t xml:space="preserve">129,2</w:t>
+              <w:t xml:space="preserve">127,7</w:t>
             </w:r>
           </w:p>
         </w:tc>
@@ -1415,7 +1415,7 @@
                 <w:szCs w:val="16"/>
                 <w:color w:val="000000"/>
               </w:rPr>
-              <w:t xml:space="preserve">0,8</w:t>
+              <w:t xml:space="preserve">-0,5</w:t>
             </w:r>
           </w:p>
         </w:tc>
@@ -1469,7 +1469,7 @@
                 <w:szCs w:val="16"/>
                 <w:color w:val="000000"/>
               </w:rPr>
-              <w:t xml:space="preserve">-0,8</w:t>
+              <w:t xml:space="preserve">-2,5</w:t>
             </w:r>
           </w:p>
         </w:tc>
@@ -1523,7 +1523,7 @@
                 <w:szCs w:val="16"/>
                 <w:color w:val="000000"/>
               </w:rPr>
-              <w:t xml:space="preserve">-2,2</w:t>
+              <w:t xml:space="preserve">-2,5</w:t>
             </w:r>
           </w:p>
         </w:tc>
@@ -1637,7 +1637,7 @@
                 <w:szCs w:val="16"/>
                 <w:color w:val="000000"/>
               </w:rPr>
-              <w:t xml:space="preserve">37,502</w:t>
+              <w:t xml:space="preserve">34,708</w:t>
             </w:r>
           </w:p>
         </w:tc>
@@ -1691,7 +1691,7 @@
                 <w:szCs w:val="16"/>
                 <w:color w:val="000000"/>
               </w:rPr>
-              <w:t xml:space="preserve">131,6</w:t>
+              <w:t xml:space="preserve">130,5</w:t>
             </w:r>
           </w:p>
         </w:tc>
@@ -1745,7 +1745,7 @@
                 <w:szCs w:val="16"/>
                 <w:color w:val="000000"/>
               </w:rPr>
-              <w:t xml:space="preserve">129,7</w:t>
+              <w:t xml:space="preserve">130,4</w:t>
             </w:r>
           </w:p>
         </w:tc>
@@ -1799,7 +1799,7 @@
                 <w:szCs w:val="16"/>
                 <w:color w:val="000000"/>
               </w:rPr>
-              <w:t xml:space="preserve">127,9</w:t>
+              <w:t xml:space="preserve">128,5</w:t>
             </w:r>
           </w:p>
         </w:tc>
@@ -1853,7 +1853,7 @@
                 <w:szCs w:val="16"/>
                 <w:color w:val="000000"/>
               </w:rPr>
-              <w:t xml:space="preserve">127,5</w:t>
+              <w:t xml:space="preserve">127,6</w:t>
             </w:r>
           </w:p>
         </w:tc>
@@ -1907,7 +1907,7 @@
                 <w:szCs w:val="16"/>
                 <w:color w:val="000000"/>
               </w:rPr>
-              <w:t xml:space="preserve">128,4</w:t>
+              <w:t xml:space="preserve">126,8</w:t>
             </w:r>
           </w:p>
         </w:tc>
@@ -1961,7 +1961,7 @@
                 <w:szCs w:val="16"/>
                 <w:color w:val="000000"/>
               </w:rPr>
-              <w:t xml:space="preserve">0,7</w:t>
+              <w:t xml:space="preserve">-0,6</w:t>
             </w:r>
           </w:p>
         </w:tc>
@@ -2015,7 +2015,7 @@
                 <w:szCs w:val="16"/>
                 <w:color w:val="000000"/>
               </w:rPr>
-              <w:t xml:space="preserve">-1,0</w:t>
+              <w:t xml:space="preserve">-2,8</w:t>
             </w:r>
           </w:p>
         </w:tc>
@@ -2069,7 +2069,7 @@
                 <w:szCs w:val="16"/>
                 <w:color w:val="000000"/>
               </w:rPr>
-              <w:t xml:space="preserve">-2,4</w:t>
+              <w:t xml:space="preserve">-2,8</w:t>
             </w:r>
           </w:p>
         </w:tc>
@@ -2183,7 +2183,7 @@
                 <w:szCs w:val="16"/>
                 <w:color w:val="000000"/>
               </w:rPr>
-              <w:t xml:space="preserve">1,507</w:t>
+              <w:t xml:space="preserve">1,407</w:t>
             </w:r>
           </w:p>
         </w:tc>
@@ -2237,7 +2237,7 @@
                 <w:szCs w:val="16"/>
                 <w:color w:val="000000"/>
               </w:rPr>
-              <w:t xml:space="preserve">144,0</w:t>
+              <w:t xml:space="preserve">144,4</w:t>
             </w:r>
           </w:p>
         </w:tc>
@@ -2291,7 +2291,7 @@
                 <w:szCs w:val="16"/>
                 <w:color w:val="000000"/>
               </w:rPr>
-              <w:t xml:space="preserve">145,0</w:t>
+              <w:t xml:space="preserve">145,4</w:t>
             </w:r>
           </w:p>
         </w:tc>
@@ -2345,7 +2345,7 @@
                 <w:szCs w:val="16"/>
                 <w:color w:val="000000"/>
               </w:rPr>
-              <w:t xml:space="preserve">145,0</w:t>
+              <w:t xml:space="preserve">145,4</w:t>
             </w:r>
           </w:p>
         </w:tc>
@@ -2399,7 +2399,7 @@
                 <w:szCs w:val="16"/>
                 <w:color w:val="000000"/>
               </w:rPr>
-              <w:t xml:space="preserve">145,0</w:t>
+              <w:t xml:space="preserve">145,4</w:t>
             </w:r>
           </w:p>
         </w:tc>
@@ -2453,7 +2453,7 @@
                 <w:szCs w:val="16"/>
                 <w:color w:val="000000"/>
               </w:rPr>
-              <w:t xml:space="preserve">149,3</w:t>
+              <w:t xml:space="preserve">149,7</w:t>
             </w:r>
           </w:p>
         </w:tc>
@@ -2729,7 +2729,7 @@
                 <w:szCs w:val="16"/>
                 <w:color w:val="000000"/>
               </w:rPr>
-              <w:t xml:space="preserve">60,991</w:t>
+              <w:t xml:space="preserve">63,885</w:t>
             </w:r>
           </w:p>
         </w:tc>
@@ -2783,7 +2783,7 @@
                 <w:szCs w:val="16"/>
                 <w:color w:val="000000"/>
               </w:rPr>
-              <w:t xml:space="preserve">112,0</w:t>
+              <w:t xml:space="preserve">111,8</w:t>
             </w:r>
           </w:p>
         </w:tc>
@@ -2837,7 +2837,7 @@
                 <w:szCs w:val="16"/>
                 <w:color w:val="000000"/>
               </w:rPr>
-              <w:t xml:space="preserve">112,5</w:t>
+              <w:t xml:space="preserve">112,4</w:t>
             </w:r>
           </w:p>
         </w:tc>
@@ -2891,7 +2891,7 @@
                 <w:szCs w:val="16"/>
                 <w:color w:val="000000"/>
               </w:rPr>
-              <w:t xml:space="preserve">112,5</w:t>
+              <w:t xml:space="preserve">112,7</w:t>
             </w:r>
           </w:p>
         </w:tc>
@@ -2945,7 +2945,7 @@
                 <w:szCs w:val="16"/>
                 <w:color w:val="000000"/>
               </w:rPr>
-              <w:t xml:space="preserve">112,6</w:t>
+              <w:t xml:space="preserve">112,8</w:t>
             </w:r>
           </w:p>
         </w:tc>
@@ -2999,7 +2999,7 @@
                 <w:szCs w:val="16"/>
                 <w:color w:val="000000"/>
               </w:rPr>
-              <w:t xml:space="preserve">112,4</w:t>
+              <w:t xml:space="preserve">112,8</w:t>
             </w:r>
           </w:p>
         </w:tc>
@@ -3053,7 +3053,7 @@
                 <w:szCs w:val="16"/>
                 <w:color w:val="000000"/>
               </w:rPr>
-              <w:t xml:space="preserve">-0,2</w:t>
+              <w:t xml:space="preserve">0,0</w:t>
             </w:r>
           </w:p>
         </w:tc>
@@ -3107,7 +3107,7 @@
                 <w:szCs w:val="16"/>
                 <w:color w:val="000000"/>
               </w:rPr>
-              <w:t xml:space="preserve">-0,1</w:t>
+              <w:t xml:space="preserve">0,4</w:t>
             </w:r>
           </w:p>
         </w:tc>
@@ -3161,7 +3161,7 @@
                 <w:szCs w:val="16"/>
                 <w:color w:val="000000"/>
               </w:rPr>
-              <w:t xml:space="preserve">0,4</w:t>
+              <w:t xml:space="preserve">0,9</w:t>
             </w:r>
           </w:p>
         </w:tc>
@@ -3275,7 +3275,7 @@
                 <w:szCs w:val="16"/>
                 <w:color w:val="000000"/>
               </w:rPr>
-              <w:t xml:space="preserve">4,323</w:t>
+              <w:t xml:space="preserve">6,449</w:t>
             </w:r>
           </w:p>
         </w:tc>
@@ -3329,7 +3329,7 @@
                 <w:szCs w:val="16"/>
                 <w:color w:val="000000"/>
               </w:rPr>
-              <w:t xml:space="preserve">116,4</w:t>
+              <w:t xml:space="preserve">112,8</w:t>
             </w:r>
           </w:p>
         </w:tc>
@@ -3383,7 +3383,7 @@
                 <w:szCs w:val="16"/>
                 <w:color w:val="000000"/>
               </w:rPr>
-              <w:t xml:space="preserve">117,6</w:t>
+              <w:t xml:space="preserve">113,5</w:t>
             </w:r>
           </w:p>
         </w:tc>
@@ -3437,7 +3437,7 @@
                 <w:szCs w:val="16"/>
                 <w:color w:val="000000"/>
               </w:rPr>
-              <w:t xml:space="preserve">117,4</w:t>
+              <w:t xml:space="preserve">113,6</w:t>
             </w:r>
           </w:p>
         </w:tc>
@@ -3491,7 +3491,7 @@
                 <w:szCs w:val="16"/>
                 <w:color w:val="000000"/>
               </w:rPr>
-              <w:t xml:space="preserve">117,5</w:t>
+              <w:t xml:space="preserve">113,6</w:t>
             </w:r>
           </w:p>
         </w:tc>
@@ -3545,7 +3545,7 @@
                 <w:szCs w:val="16"/>
                 <w:color w:val="000000"/>
               </w:rPr>
-              <w:t xml:space="preserve">117,5</w:t>
+              <w:t xml:space="preserve">113,7</w:t>
             </w:r>
           </w:p>
         </w:tc>
@@ -3599,7 +3599,7 @@
                 <w:szCs w:val="16"/>
                 <w:color w:val="000000"/>
               </w:rPr>
-              <w:t xml:space="preserve">0,0</w:t>
+              <w:t xml:space="preserve">0,1</w:t>
             </w:r>
           </w:p>
         </w:tc>
@@ -3653,7 +3653,7 @@
                 <w:szCs w:val="16"/>
                 <w:color w:val="000000"/>
               </w:rPr>
-              <w:t xml:space="preserve">-0,1</w:t>
+              <w:t xml:space="preserve">0,2</w:t>
             </w:r>
           </w:p>
         </w:tc>
@@ -3707,7 +3707,7 @@
                 <w:szCs w:val="16"/>
                 <w:color w:val="000000"/>
               </w:rPr>
-              <w:t xml:space="preserve">0,9</w:t>
+              <w:t xml:space="preserve">0,8</w:t>
             </w:r>
           </w:p>
         </w:tc>
@@ -3821,7 +3821,7 @@
                 <w:szCs w:val="16"/>
                 <w:color w:val="000000"/>
               </w:rPr>
-              <w:t xml:space="preserve">14,575</w:t>
+              <w:t xml:space="preserve">16,656</w:t>
             </w:r>
           </w:p>
         </w:tc>
@@ -3875,7 +3875,7 @@
                 <w:szCs w:val="16"/>
                 <w:color w:val="000000"/>
               </w:rPr>
-              <w:t xml:space="preserve">108,9</w:t>
+              <w:t xml:space="preserve">110,8</w:t>
             </w:r>
           </w:p>
         </w:tc>
@@ -3929,7 +3929,7 @@
                 <w:szCs w:val="16"/>
                 <w:color w:val="000000"/>
               </w:rPr>
-              <w:t xml:space="preserve">109,5</w:t>
+              <w:t xml:space="preserve">111,6</w:t>
             </w:r>
           </w:p>
         </w:tc>
@@ -3983,7 +3983,7 @@
                 <w:szCs w:val="16"/>
                 <w:color w:val="000000"/>
               </w:rPr>
-              <w:t xml:space="preserve">109,5</w:t>
+              <w:t xml:space="preserve">111,7</w:t>
             </w:r>
           </w:p>
         </w:tc>
@@ -4037,7 +4037,7 @@
                 <w:szCs w:val="16"/>
                 <w:color w:val="000000"/>
               </w:rPr>
-              <w:t xml:space="preserve">109,6</w:t>
+              <w:t xml:space="preserve">111,8</w:t>
             </w:r>
           </w:p>
         </w:tc>
@@ -4091,7 +4091,7 @@
                 <w:szCs w:val="16"/>
                 <w:color w:val="000000"/>
               </w:rPr>
-              <w:t xml:space="preserve">109,6</w:t>
+              <w:t xml:space="preserve">111,9</w:t>
             </w:r>
           </w:p>
         </w:tc>
@@ -4145,7 +4145,7 @@
                 <w:szCs w:val="16"/>
                 <w:color w:val="000000"/>
               </w:rPr>
-              <w:t xml:space="preserve">0,0</w:t>
+              <w:t xml:space="preserve">0,1</w:t>
             </w:r>
           </w:p>
         </w:tc>
@@ -4199,7 +4199,7 @@
                 <w:szCs w:val="16"/>
                 <w:color w:val="000000"/>
               </w:rPr>
-              <w:t xml:space="preserve">0,1</w:t>
+              <w:t xml:space="preserve">0,3</w:t>
             </w:r>
           </w:p>
         </w:tc>
@@ -4253,7 +4253,7 @@
                 <w:szCs w:val="16"/>
                 <w:color w:val="000000"/>
               </w:rPr>
-              <w:t xml:space="preserve">0,6</w:t>
+              <w:t xml:space="preserve">1,0</w:t>
             </w:r>
           </w:p>
         </w:tc>
@@ -4367,7 +4367,7 @@
                 <w:szCs w:val="16"/>
                 <w:color w:val="000000"/>
               </w:rPr>
-              <w:t xml:space="preserve">4,407</w:t>
+              <w:t xml:space="preserve">4,100</w:t>
             </w:r>
           </w:p>
         </w:tc>
@@ -4421,7 +4421,7 @@
                 <w:szCs w:val="16"/>
                 <w:color w:val="000000"/>
               </w:rPr>
-              <w:t xml:space="preserve">112,3</w:t>
+              <w:t xml:space="preserve">109,1</w:t>
             </w:r>
           </w:p>
         </w:tc>
@@ -4475,7 +4475,7 @@
                 <w:szCs w:val="16"/>
                 <w:color w:val="000000"/>
               </w:rPr>
-              <w:t xml:space="preserve">113,0</w:t>
+              <w:t xml:space="preserve">112,4</w:t>
             </w:r>
           </w:p>
         </w:tc>
@@ -4529,7 +4529,7 @@
                 <w:szCs w:val="16"/>
                 <w:color w:val="000000"/>
               </w:rPr>
-              <w:t xml:space="preserve">113,1</w:t>
+              <w:t xml:space="preserve">112,5</w:t>
             </w:r>
           </w:p>
         </w:tc>
@@ -4583,7 +4583,7 @@
                 <w:szCs w:val="16"/>
                 <w:color w:val="000000"/>
               </w:rPr>
-              <w:t xml:space="preserve">113,2</w:t>
+              <w:t xml:space="preserve">112,5</w:t>
             </w:r>
           </w:p>
         </w:tc>
@@ -4637,7 +4637,7 @@
                 <w:szCs w:val="16"/>
                 <w:color w:val="000000"/>
               </w:rPr>
-              <w:t xml:space="preserve">113,2</w:t>
+              <w:t xml:space="preserve">112,5</w:t>
             </w:r>
           </w:p>
         </w:tc>
@@ -4745,7 +4745,7 @@
                 <w:szCs w:val="16"/>
                 <w:color w:val="000000"/>
               </w:rPr>
-              <w:t xml:space="preserve">0,2</w:t>
+              <w:t xml:space="preserve">0,1</w:t>
             </w:r>
           </w:p>
         </w:tc>
@@ -4799,7 +4799,7 @@
                 <w:szCs w:val="16"/>
                 <w:color w:val="000000"/>
               </w:rPr>
-              <w:t xml:space="preserve">0,8</w:t>
+              <w:t xml:space="preserve">3,1</w:t>
             </w:r>
           </w:p>
         </w:tc>
@@ -4913,7 +4913,7 @@
                 <w:szCs w:val="16"/>
                 <w:color w:val="000000"/>
               </w:rPr>
-              <w:t xml:space="preserve">7,741</w:t>
+              <w:t xml:space="preserve">8,218</w:t>
             </w:r>
           </w:p>
         </w:tc>
@@ -4967,7 +4967,7 @@
                 <w:szCs w:val="16"/>
                 <w:color w:val="000000"/>
               </w:rPr>
-              <w:t xml:space="preserve">101,2</w:t>
+              <w:t xml:space="preserve">109,3</w:t>
             </w:r>
           </w:p>
         </w:tc>
@@ -5021,7 +5021,7 @@
                 <w:szCs w:val="16"/>
                 <w:color w:val="000000"/>
               </w:rPr>
-              <w:t xml:space="preserve">101,5</w:t>
+              <w:t xml:space="preserve">109,3</w:t>
             </w:r>
           </w:p>
         </w:tc>
@@ -5075,7 +5075,7 @@
                 <w:szCs w:val="16"/>
                 <w:color w:val="000000"/>
               </w:rPr>
-              <w:t xml:space="preserve">101,5</w:t>
+              <w:t xml:space="preserve">109,3</w:t>
             </w:r>
           </w:p>
         </w:tc>
@@ -5129,7 +5129,7 @@
                 <w:szCs w:val="16"/>
                 <w:color w:val="000000"/>
               </w:rPr>
-              <w:t xml:space="preserve">101,5</w:t>
+              <w:t xml:space="preserve">109,3</w:t>
             </w:r>
           </w:p>
         </w:tc>
@@ -5183,7 +5183,7 @@
                 <w:szCs w:val="16"/>
                 <w:color w:val="000000"/>
               </w:rPr>
-              <w:t xml:space="preserve">101,5</w:t>
+              <w:t xml:space="preserve">109,3</w:t>
             </w:r>
           </w:p>
         </w:tc>
@@ -5345,7 +5345,7 @@
                 <w:szCs w:val="16"/>
                 <w:color w:val="000000"/>
               </w:rPr>
-              <w:t xml:space="preserve">0,3</w:t>
+              <w:t xml:space="preserve">0,0</w:t>
             </w:r>
           </w:p>
         </w:tc>
@@ -5459,7 +5459,7 @@
                 <w:szCs w:val="16"/>
                 <w:color w:val="000000"/>
               </w:rPr>
-              <w:t xml:space="preserve">10,040</w:t>
+              <w:t xml:space="preserve">9,751</w:t>
             </w:r>
           </w:p>
         </w:tc>
@@ -5513,7 +5513,7 @@
                 <w:szCs w:val="16"/>
                 <w:color w:val="000000"/>
               </w:rPr>
-              <w:t xml:space="preserve">117,3</w:t>
+              <w:t xml:space="preserve">116,6</w:t>
             </w:r>
           </w:p>
         </w:tc>
@@ -5567,7 +5567,7 @@
                 <w:szCs w:val="16"/>
                 <w:color w:val="000000"/>
               </w:rPr>
-              <w:t xml:space="preserve">115,9</w:t>
+              <w:t xml:space="preserve">114,8</w:t>
             </w:r>
           </w:p>
         </w:tc>
@@ -5621,7 +5621,7 @@
                 <w:szCs w:val="16"/>
                 <w:color w:val="000000"/>
               </w:rPr>
-              <w:t xml:space="preserve">115,8</w:t>
+              <w:t xml:space="preserve">114,7</w:t>
             </w:r>
           </w:p>
         </w:tc>
@@ -5675,7 +5675,7 @@
                 <w:szCs w:val="16"/>
                 <w:color w:val="000000"/>
               </w:rPr>
-              <w:t xml:space="preserve">115,7</w:t>
+              <w:t xml:space="preserve">114,7</w:t>
             </w:r>
           </w:p>
         </w:tc>
@@ -5729,7 +5729,7 @@
                 <w:szCs w:val="16"/>
                 <w:color w:val="000000"/>
               </w:rPr>
-              <w:t xml:space="preserve">113,9</w:t>
+              <w:t xml:space="preserve">112,8</w:t>
             </w:r>
           </w:p>
         </w:tc>
@@ -5783,7 +5783,7 @@
                 <w:szCs w:val="16"/>
                 <w:color w:val="000000"/>
               </w:rPr>
-              <w:t xml:space="preserve">-1,6</w:t>
+              <w:t xml:space="preserve">-1,7</w:t>
             </w:r>
           </w:p>
         </w:tc>
@@ -5891,7 +5891,7 @@
                 <w:szCs w:val="16"/>
                 <w:color w:val="000000"/>
               </w:rPr>
-              <w:t xml:space="preserve">-2,9</w:t>
+              <w:t xml:space="preserve">-3,3</w:t>
             </w:r>
           </w:p>
         </w:tc>
@@ -6005,7 +6005,7 @@
                 <w:szCs w:val="16"/>
                 <w:color w:val="000000"/>
               </w:rPr>
-              <w:t xml:space="preserve">2,958</w:t>
+              <w:t xml:space="preserve">3,199</w:t>
             </w:r>
           </w:p>
         </w:tc>
@@ -6059,7 +6059,7 @@
                 <w:szCs w:val="16"/>
                 <w:color w:val="000000"/>
               </w:rPr>
-              <w:t xml:space="preserve">104,1</w:t>
+              <w:t xml:space="preserve">103,4</w:t>
             </w:r>
           </w:p>
         </w:tc>
@@ -6113,7 +6113,7 @@
                 <w:szCs w:val="16"/>
                 <w:color w:val="000000"/>
               </w:rPr>
-              <w:t xml:space="preserve">103,8</w:t>
+              <w:t xml:space="preserve">101,4</w:t>
             </w:r>
           </w:p>
         </w:tc>
@@ -6167,7 +6167,7 @@
                 <w:szCs w:val="16"/>
                 <w:color w:val="000000"/>
               </w:rPr>
-              <w:t xml:space="preserve">103,8</w:t>
+              <w:t xml:space="preserve">101,4</w:t>
             </w:r>
           </w:p>
         </w:tc>
@@ -6221,7 +6221,7 @@
                 <w:szCs w:val="16"/>
                 <w:color w:val="000000"/>
               </w:rPr>
-              <w:t xml:space="preserve">103,8</w:t>
+              <w:t xml:space="preserve">101,4</w:t>
             </w:r>
           </w:p>
         </w:tc>
@@ -6275,7 +6275,7 @@
                 <w:szCs w:val="16"/>
                 <w:color w:val="000000"/>
               </w:rPr>
-              <w:t xml:space="preserve">103,7</w:t>
+              <w:t xml:space="preserve">101,4</w:t>
             </w:r>
           </w:p>
         </w:tc>
@@ -6329,7 +6329,7 @@
                 <w:szCs w:val="16"/>
                 <w:color w:val="000000"/>
               </w:rPr>
-              <w:t xml:space="preserve">-0,1</w:t>
+              <w:t xml:space="preserve">0,0</w:t>
             </w:r>
           </w:p>
         </w:tc>
@@ -6383,7 +6383,7 @@
                 <w:szCs w:val="16"/>
                 <w:color w:val="000000"/>
               </w:rPr>
-              <w:t xml:space="preserve">-0,1</w:t>
+              <w:t xml:space="preserve">0,0</w:t>
             </w:r>
           </w:p>
         </w:tc>
@@ -6437,7 +6437,7 @@
                 <w:szCs w:val="16"/>
                 <w:color w:val="000000"/>
               </w:rPr>
-              <w:t xml:space="preserve">-0,4</w:t>
+              <w:t xml:space="preserve">-1,9</w:t>
             </w:r>
           </w:p>
         </w:tc>
@@ -6551,7 +6551,7 @@
                 <w:szCs w:val="16"/>
                 <w:color w:val="000000"/>
               </w:rPr>
-              <w:t xml:space="preserve">2,735</w:t>
+              <w:t xml:space="preserve">2,350</w:t>
             </w:r>
           </w:p>
         </w:tc>
@@ -6605,7 +6605,7 @@
                 <w:szCs w:val="16"/>
                 <w:color w:val="000000"/>
               </w:rPr>
-              <w:t xml:space="preserve">105,3</w:t>
+              <w:t xml:space="preserve">104,6</w:t>
             </w:r>
           </w:p>
         </w:tc>
@@ -6659,7 +6659,7 @@
                 <w:szCs w:val="16"/>
                 <w:color w:val="000000"/>
               </w:rPr>
-              <w:t xml:space="preserve">105,0</w:t>
+              <w:t xml:space="preserve">104,7</w:t>
             </w:r>
           </w:p>
         </w:tc>
@@ -6713,7 +6713,7 @@
                 <w:szCs w:val="16"/>
                 <w:color w:val="000000"/>
               </w:rPr>
-              <w:t xml:space="preserve">104,9</w:t>
+              <w:t xml:space="preserve">104,7</w:t>
             </w:r>
           </w:p>
         </w:tc>
@@ -6767,7 +6767,7 @@
                 <w:szCs w:val="16"/>
                 <w:color w:val="000000"/>
               </w:rPr>
-              <w:t xml:space="preserve">104,9</w:t>
+              <w:t xml:space="preserve">105,1</w:t>
             </w:r>
           </w:p>
         </w:tc>
@@ -6821,7 +6821,7 @@
                 <w:szCs w:val="16"/>
                 <w:color w:val="000000"/>
               </w:rPr>
-              <w:t xml:space="preserve">104,9</w:t>
+              <w:t xml:space="preserve">105,0</w:t>
             </w:r>
           </w:p>
         </w:tc>
@@ -6875,7 +6875,7 @@
                 <w:szCs w:val="16"/>
                 <w:color w:val="000000"/>
               </w:rPr>
-              <w:t xml:space="preserve">0,0</w:t>
+              <w:t xml:space="preserve">-0,1</w:t>
             </w:r>
           </w:p>
         </w:tc>
@@ -6929,7 +6929,7 @@
                 <w:szCs w:val="16"/>
                 <w:color w:val="000000"/>
               </w:rPr>
-              <w:t xml:space="preserve">-0,1</w:t>
+              <w:t xml:space="preserve">0,3</w:t>
             </w:r>
           </w:p>
         </w:tc>
@@ -6983,7 +6983,7 @@
                 <w:szCs w:val="16"/>
                 <w:color w:val="000000"/>
               </w:rPr>
-              <w:t xml:space="preserve">-0,4</w:t>
+              <w:t xml:space="preserve">0,4</w:t>
             </w:r>
           </w:p>
         </w:tc>
@@ -7097,7 +7097,7 @@
                 <w:szCs w:val="16"/>
                 <w:color w:val="000000"/>
               </w:rPr>
-              <w:t xml:space="preserve">5,636</w:t>
+              <w:t xml:space="preserve">5,047</w:t>
             </w:r>
           </w:p>
         </w:tc>
@@ -7151,7 +7151,7 @@
                 <w:szCs w:val="16"/>
                 <w:color w:val="000000"/>
               </w:rPr>
-              <w:t xml:space="preserve">121,8</w:t>
+              <w:t xml:space="preserve">110,9</w:t>
             </w:r>
           </w:p>
         </w:tc>
@@ -7205,7 +7205,7 @@
                 <w:szCs w:val="16"/>
                 <w:color w:val="000000"/>
               </w:rPr>
-              <w:t xml:space="preserve">124,4</w:t>
+              <w:t xml:space="preserve">113,4</w:t>
             </w:r>
           </w:p>
         </w:tc>
@@ -7259,7 +7259,7 @@
                 <w:szCs w:val="16"/>
                 <w:color w:val="000000"/>
               </w:rPr>
-              <w:t xml:space="preserve">124,4</w:t>
+              <w:t xml:space="preserve">113,4</w:t>
             </w:r>
           </w:p>
         </w:tc>
@@ -7313,7 +7313,7 @@
                 <w:szCs w:val="16"/>
                 <w:color w:val="000000"/>
               </w:rPr>
-              <w:t xml:space="preserve">124,4</w:t>
+              <w:t xml:space="preserve">113,4</w:t>
             </w:r>
           </w:p>
         </w:tc>
@@ -7367,7 +7367,7 @@
                 <w:szCs w:val="16"/>
                 <w:color w:val="000000"/>
               </w:rPr>
-              <w:t xml:space="preserve">124,4</w:t>
+              <w:t xml:space="preserve">113,4</w:t>
             </w:r>
           </w:p>
         </w:tc>
@@ -7529,7 +7529,7 @@
                 <w:szCs w:val="16"/>
                 <w:color w:val="000000"/>
               </w:rPr>
-              <w:t xml:space="preserve">2,1</w:t>
+              <w:t xml:space="preserve">2,3</w:t>
             </w:r>
           </w:p>
         </w:tc>
@@ -7643,7 +7643,7 @@
                 <w:szCs w:val="16"/>
                 <w:color w:val="000000"/>
               </w:rPr>
-              <w:t xml:space="preserve">1,461</w:t>
+              <w:t xml:space="preserve">1,280</w:t>
             </w:r>
           </w:p>
         </w:tc>
@@ -7697,7 +7697,7 @@
                 <w:szCs w:val="16"/>
                 <w:color w:val="000000"/>
               </w:rPr>
-              <w:t xml:space="preserve">119,8</w:t>
+              <w:t xml:space="preserve">125,7</w:t>
             </w:r>
           </w:p>
         </w:tc>
@@ -7751,7 +7751,7 @@
                 <w:szCs w:val="16"/>
                 <w:color w:val="000000"/>
               </w:rPr>
-              <w:t xml:space="preserve">122,2</w:t>
+              <w:t xml:space="preserve">126,6</w:t>
             </w:r>
           </w:p>
         </w:tc>
@@ -7805,7 +7805,7 @@
                 <w:szCs w:val="16"/>
                 <w:color w:val="000000"/>
               </w:rPr>
-              <w:t xml:space="preserve">122,2</w:t>
+              <w:t xml:space="preserve">126,6</w:t>
             </w:r>
           </w:p>
         </w:tc>
@@ -7859,7 +7859,7 @@
                 <w:szCs w:val="16"/>
                 <w:color w:val="000000"/>
               </w:rPr>
-              <w:t xml:space="preserve">122,8</w:t>
+              <w:t xml:space="preserve">126,6</w:t>
             </w:r>
           </w:p>
         </w:tc>
@@ -7913,7 +7913,7 @@
                 <w:szCs w:val="16"/>
                 <w:color w:val="000000"/>
               </w:rPr>
-              <w:t xml:space="preserve">122,5</w:t>
+              <w:t xml:space="preserve">127,1</w:t>
             </w:r>
           </w:p>
         </w:tc>
@@ -7967,7 +7967,7 @@
                 <w:szCs w:val="16"/>
                 <w:color w:val="000000"/>
               </w:rPr>
-              <w:t xml:space="preserve">-0,2</w:t>
+              <w:t xml:space="preserve">0,4</w:t>
             </w:r>
           </w:p>
         </w:tc>
@@ -8021,7 +8021,7 @@
                 <w:szCs w:val="16"/>
                 <w:color w:val="000000"/>
               </w:rPr>
-              <w:t xml:space="preserve">0,2</w:t>
+              <w:t xml:space="preserve">0,4</w:t>
             </w:r>
           </w:p>
         </w:tc>
@@ -8075,7 +8075,7 @@
                 <w:szCs w:val="16"/>
                 <w:color w:val="000000"/>
               </w:rPr>
-              <w:t xml:space="preserve">2,3</w:t>
+              <w:t xml:space="preserve">1,1</w:t>
             </w:r>
           </w:p>
         </w:tc>
@@ -8189,7 +8189,7 @@
                 <w:szCs w:val="16"/>
                 <w:color w:val="000000"/>
               </w:rPr>
-              <w:t xml:space="preserve">7,115</w:t>
+              <w:t xml:space="preserve">6,835</w:t>
             </w:r>
           </w:p>
         </w:tc>
@@ -8243,7 +8243,7 @@
                 <w:szCs w:val="16"/>
                 <w:color w:val="000000"/>
               </w:rPr>
-              <w:t xml:space="preserve">115,9</w:t>
+              <w:t xml:space="preserve">115,7</w:t>
             </w:r>
           </w:p>
         </w:tc>
@@ -8297,7 +8297,7 @@
                 <w:szCs w:val="16"/>
                 <w:color w:val="000000"/>
               </w:rPr>
-              <w:t xml:space="preserve">117,4</w:t>
+              <w:t xml:space="preserve">118,0</w:t>
             </w:r>
           </w:p>
         </w:tc>
@@ -8351,7 +8351,7 @@
                 <w:szCs w:val="16"/>
                 <w:color w:val="000000"/>
               </w:rPr>
-              <w:t xml:space="preserve">117,8</w:t>
+              <w:t xml:space="preserve">121,0</w:t>
             </w:r>
           </w:p>
         </w:tc>
@@ -8405,7 +8405,7 @@
                 <w:szCs w:val="16"/>
                 <w:color w:val="000000"/>
               </w:rPr>
-              <w:t xml:space="preserve">117,9</w:t>
+              <w:t xml:space="preserve">121,3</w:t>
             </w:r>
           </w:p>
         </w:tc>
@@ -8459,7 +8459,7 @@
                 <w:szCs w:val="16"/>
                 <w:color w:val="000000"/>
               </w:rPr>
-              <w:t xml:space="preserve">119,1</w:t>
+              <w:t xml:space="preserve">123,5</w:t>
             </w:r>
           </w:p>
         </w:tc>
@@ -8513,7 +8513,7 @@
                 <w:szCs w:val="16"/>
                 <w:color w:val="000000"/>
               </w:rPr>
-              <w:t xml:space="preserve">1,0</w:t>
+              <w:t xml:space="preserve">1,8</w:t>
             </w:r>
           </w:p>
         </w:tc>
@@ -8567,7 +8567,7 @@
                 <w:szCs w:val="16"/>
                 <w:color w:val="000000"/>
               </w:rPr>
-              <w:t xml:space="preserve">1,4</w:t>
+              <w:t xml:space="preserve">4,7</w:t>
             </w:r>
           </w:p>
         </w:tc>
@@ -8621,7 +8621,7 @@
                 <w:szCs w:val="16"/>
                 <w:color w:val="000000"/>
               </w:rPr>
-              <w:t xml:space="preserve">2,8</w:t>
+              <w:t xml:space="preserve">6,7</w:t>
             </w:r>
           </w:p>
         </w:tc>
@@ -8789,7 +8789,7 @@
                 <w:szCs w:val="16"/>
                 <w:color w:val="000000"/>
               </w:rPr>
-              <w:t xml:space="preserve">119,9</w:t>
+              <w:t xml:space="preserve">118,9</w:t>
             </w:r>
           </w:p>
         </w:tc>
@@ -8843,7 +8843,7 @@
                 <w:szCs w:val="16"/>
                 <w:color w:val="000000"/>
               </w:rPr>
-              <w:t xml:space="preserve">119,5</w:t>
+              <w:t xml:space="preserve">119,3</w:t>
             </w:r>
           </w:p>
         </w:tc>
@@ -8951,7 +8951,7 @@
                 <w:szCs w:val="16"/>
                 <w:color w:val="000000"/>
               </w:rPr>
-              <w:t xml:space="preserve">118,7</w:t>
+              <w:t xml:space="preserve">118,5</w:t>
             </w:r>
           </w:p>
         </w:tc>
@@ -9005,7 +9005,7 @@
                 <w:szCs w:val="16"/>
                 <w:color w:val="000000"/>
               </w:rPr>
-              <w:t xml:space="preserve">119,0</w:t>
+              <w:t xml:space="preserve">118,3</w:t>
             </w:r>
           </w:p>
         </w:tc>
@@ -9059,7 +9059,7 @@
                 <w:szCs w:val="16"/>
                 <w:color w:val="000000"/>
               </w:rPr>
-              <w:t xml:space="preserve">0,3</w:t>
+              <w:t xml:space="preserve">-0,2</w:t>
             </w:r>
           </w:p>
         </w:tc>
@@ -9113,7 +9113,7 @@
                 <w:szCs w:val="16"/>
                 <w:color w:val="000000"/>
               </w:rPr>
-              <w:t xml:space="preserve">-0,4</w:t>
+              <w:t xml:space="preserve">-0,8</w:t>
             </w:r>
           </w:p>
         </w:tc>
@@ -9167,7 +9167,7 @@
                 <w:szCs w:val="16"/>
                 <w:color w:val="000000"/>
               </w:rPr>
-              <w:t xml:space="preserve">-0,8</w:t>
+              <w:t xml:space="preserve">-0,5</w:t>
             </w:r>
           </w:p>
         </w:tc>
